--- a/Практика8_Безопасность_контейнеров/Отчет_Практика8.docx
+++ b/Практика8_Безопасность_контейнеров/Отчет_Практика8.docx
@@ -54,7 +54,7 @@
           <w:b w:val="0"/>
           <w:sz w:val="24"/>
         </w:rPr>
-        <w:t>Выполнил: Колесников Андрей Юрьевич, группа БСБО-03-23, студенческий билет 23Б0099</w:t>
+        <w:t>Выполнил: Колесников Андрей Юрьевич, 4 курс, группа БСБО-03-23, студенческий билет 23Б0099, номер по журналу 10</w:t>
       </w:r>
     </w:p>
     <w:p>

--- a/Практика8_Безопасность_контейнеров/Отчет_Практика8.docx
+++ b/Практика8_Безопасность_контейнеров/Отчет_Практика8.docx
@@ -689,6 +689,59 @@
           <w:sz w:val="24"/>
         </w:rPr>
         <w:t>Постоянное хранение проверено так: до перезапуска счётчик показывал 3 просмотра, после docker compose restart — 4, после docker compose down и up без удаления тома — 5. Данные и схема остались на месте, потому что том p8_pgdata не удалялся. Команда docker compose down -v удалила бы том и обнулила базу — это ожидаемое поведение, но в отчёте важно не перепутать down и down -v.</w:t>
+      </w:r>
+    </w:p>
+    <w:p>
+      <w:pPr>
+        <w:jc w:val="center"/>
+      </w:pPr>
+      <w:r>
+        <w:drawing>
+          <wp:inline xmlns:a="http://schemas.openxmlformats.org/drawingml/2006/main" xmlns:pic="http://schemas.openxmlformats.org/drawingml/2006/picture">
+            <wp:extent cx="5760000" cy="1633745"/>
+            <wp:docPr id="3" name="Picture 3"/>
+            <wp:cNvGraphicFramePr>
+              <a:graphicFrameLocks noChangeAspect="1"/>
+            </wp:cNvGraphicFramePr>
+            <a:graphic>
+              <a:graphicData uri="http://schemas.openxmlformats.org/drawingml/2006/picture">
+                <pic:pic>
+                  <pic:nvPicPr>
+                    <pic:cNvPr id="0" name="storage_network.png"/>
+                    <pic:cNvPicPr/>
+                  </pic:nvPicPr>
+                  <pic:blipFill>
+                    <a:blip r:embed="rId11"/>
+                    <a:stretch>
+                      <a:fillRect/>
+                    </a:stretch>
+                  </pic:blipFill>
+                  <pic:spPr>
+                    <a:xfrm>
+                      <a:off x="0" y="0"/>
+                      <a:ext cx="5760000" cy="1633745"/>
+                    </a:xfrm>
+                    <a:prstGeom prst="rect"/>
+                  </pic:spPr>
+                </pic:pic>
+              </a:graphicData>
+            </a:graphic>
+          </wp:inline>
+        </w:drawing>
+      </w:r>
+    </w:p>
+    <w:p>
+      <w:pPr>
+        <w:spacing w:after="80"/>
+        <w:jc w:val="center"/>
+      </w:pPr>
+      <w:r>
+        <w:rPr>
+          <w:rFonts w:ascii="Times New Roman" w:hAnsi="Times New Roman" w:eastAsia="Times New Roman"/>
+          <w:b w:val="0"/>
+          <w:sz w:val="24"/>
+        </w:rPr>
+        <w:t>Том p8_pgdata и сеть p8_backend: база и приложение находятся в одной пользовательской bridge-сети, том смонтирован в /var/lib/postgresql/data.</w:t>
       </w:r>
     </w:p>
     <w:p>
@@ -1820,7 +1873,7 @@
         <w:drawing>
           <wp:inline xmlns:a="http://schemas.openxmlformats.org/drawingml/2006/main" xmlns:pic="http://schemas.openxmlformats.org/drawingml/2006/picture">
             <wp:extent cx="5760000" cy="1403345"/>
-            <wp:docPr id="3" name="Picture 3"/>
+            <wp:docPr id="4" name="Picture 4"/>
             <wp:cNvGraphicFramePr>
               <a:graphicFrameLocks noChangeAspect="1"/>
             </wp:cNvGraphicFramePr>
@@ -1832,7 +1885,7 @@
                     <pic:cNvPicPr/>
                   </pic:nvPicPr>
                   <pic:blipFill>
-                    <a:blip r:embed="rId11"/>
+                    <a:blip r:embed="rId12"/>
                     <a:stretch>
                       <a:fillRect/>
                     </a:stretch>
@@ -2353,7 +2406,7 @@
         <w:drawing>
           <wp:inline xmlns:a="http://schemas.openxmlformats.org/drawingml/2006/main" xmlns:pic="http://schemas.openxmlformats.org/drawingml/2006/picture">
             <wp:extent cx="5760000" cy="1633745"/>
-            <wp:docPr id="4" name="Picture 4"/>
+            <wp:docPr id="5" name="Picture 5"/>
             <wp:cNvGraphicFramePr>
               <a:graphicFrameLocks noChangeAspect="1"/>
             </wp:cNvGraphicFramePr>
@@ -2365,7 +2418,7 @@
                     <pic:cNvPicPr/>
                   </pic:nvPicPr>
                   <pic:blipFill>
-                    <a:blip r:embed="rId12"/>
+                    <a:blip r:embed="rId13"/>
                     <a:stretch>
                       <a:fillRect/>
                     </a:stretch>
@@ -2442,6 +2495,514 @@
         </w:rPr>
         <w:t>Дополнительные меры, которые имеет смысл сделать в реальном проекте: перейти на distroless или alpine-базу, убрать pip из финального слоя, подписать образ (cosign/DCT), включить сканирование Trivy в CI с блокировкой по CRITICAL, использовать Docker secrets вместо .env, настроить AppArmor и централизованный сбор логов, ограничить исходящие соединения контейнера.</w:t>
       </w:r>
+    </w:p>
+    <w:p>
+      <w:pPr>
+        <w:keepNext/>
+        <w:spacing w:before="160" w:after="80"/>
+      </w:pPr>
+      <w:r>
+        <w:rPr>
+          <w:rFonts w:ascii="Times New Roman" w:hAnsi="Times New Roman" w:eastAsia="Times New Roman"/>
+          <w:b/>
+          <w:sz w:val="24"/>
+        </w:rPr>
+        <w:t>7.1. Соответствие требованиям</w:t>
+      </w:r>
+    </w:p>
+    <w:tbl>
+      <w:tblPr>
+        <w:tblStyle w:val="TableGrid"/>
+        <w:tblW w:type="auto" w:w="0"/>
+        <w:jc w:val="center"/>
+        <w:tblLayout w:type="autofit"/>
+        <w:tblLook w:firstColumn="1" w:firstRow="1" w:lastColumn="0" w:lastRow="0" w:noHBand="0" w:noVBand="1" w:val="04A0"/>
+      </w:tblPr>
+      <w:tblGrid>
+        <w:gridCol w:w="3118"/>
+        <w:gridCol w:w="3118"/>
+        <w:gridCol w:w="3118"/>
+      </w:tblGrid>
+      <w:tr>
+        <w:tc>
+          <w:tcPr>
+            <w:tcW w:type="dxa" w:w="3118"/>
+            <w:shd w:fill="DCE6F1"/>
+          </w:tcPr>
+          <w:p>
+            <w:pPr>
+              <w:jc w:val="center"/>
+            </w:pPr>
+            <w:r/>
+            <w:r>
+              <w:rPr>
+                <w:rFonts w:ascii="Times New Roman" w:hAnsi="Times New Roman" w:eastAsia="Times New Roman"/>
+                <w:b/>
+                <w:sz w:val="20"/>
+              </w:rPr>
+              <w:t>Пункт задания</w:t>
+            </w:r>
+          </w:p>
+        </w:tc>
+        <w:tc>
+          <w:tcPr>
+            <w:tcW w:type="dxa" w:w="3118"/>
+            <w:shd w:fill="DCE6F1"/>
+          </w:tcPr>
+          <w:p>
+            <w:pPr>
+              <w:jc w:val="center"/>
+            </w:pPr>
+            <w:r/>
+            <w:r>
+              <w:rPr>
+                <w:rFonts w:ascii="Times New Roman" w:hAnsi="Times New Roman" w:eastAsia="Times New Roman"/>
+                <w:b/>
+                <w:sz w:val="20"/>
+              </w:rPr>
+              <w:t>Что сделано</w:t>
+            </w:r>
+          </w:p>
+        </w:tc>
+        <w:tc>
+          <w:tcPr>
+            <w:tcW w:type="dxa" w:w="3118"/>
+            <w:shd w:fill="DCE6F1"/>
+          </w:tcPr>
+          <w:p>
+            <w:pPr>
+              <w:jc w:val="center"/>
+            </w:pPr>
+            <w:r/>
+            <w:r>
+              <w:rPr>
+                <w:rFonts w:ascii="Times New Roman" w:hAnsi="Times New Roman" w:eastAsia="Times New Roman"/>
+                <w:b/>
+                <w:sz w:val="20"/>
+              </w:rPr>
+              <w:t>Где смотреть</w:t>
+            </w:r>
+          </w:p>
+        </w:tc>
+      </w:tr>
+      <w:tr>
+        <w:tc>
+          <w:tcPr>
+            <w:tcW w:type="dxa" w:w="3118"/>
+          </w:tcPr>
+          <w:p>
+            <w:pPr>
+              <w:jc w:val="left"/>
+            </w:pPr>
+            <w:r/>
+            <w:r>
+              <w:rPr>
+                <w:rFonts w:ascii="Times New Roman" w:hAnsi="Times New Roman" w:eastAsia="Times New Roman"/>
+                <w:b w:val="0"/>
+                <w:sz w:val="20"/>
+              </w:rPr>
+              <w:t>Веб-сайт с базой данных</w:t>
+            </w:r>
+          </w:p>
+        </w:tc>
+        <w:tc>
+          <w:tcPr>
+            <w:tcW w:type="dxa" w:w="3118"/>
+          </w:tcPr>
+          <w:p>
+            <w:pPr>
+              <w:jc w:val="left"/>
+            </w:pPr>
+            <w:r/>
+            <w:r>
+              <w:rPr>
+                <w:rFonts w:ascii="Times New Roman" w:hAnsi="Times New Roman" w:eastAsia="Times New Roman"/>
+                <w:b w:val="0"/>
+                <w:sz w:val="20"/>
+              </w:rPr>
+              <w:t>Flask + PostgreSQL, таблица objects</w:t>
+            </w:r>
+          </w:p>
+        </w:tc>
+        <w:tc>
+          <w:tcPr>
+            <w:tcW w:type="dxa" w:w="3118"/>
+          </w:tcPr>
+          <w:p>
+            <w:pPr>
+              <w:jc w:val="left"/>
+            </w:pPr>
+            <w:r/>
+            <w:r>
+              <w:rPr>
+                <w:rFonts w:ascii="Times New Roman" w:hAnsi="Times New Roman" w:eastAsia="Times New Roman"/>
+                <w:b w:val="0"/>
+                <w:sz w:val="20"/>
+              </w:rPr>
+              <w:t>раздел 2, app/app.py, скриншот страницы</w:t>
+            </w:r>
+          </w:p>
+        </w:tc>
+      </w:tr>
+      <w:tr>
+        <w:tc>
+          <w:tcPr>
+            <w:tcW w:type="dxa" w:w="3118"/>
+          </w:tcPr>
+          <w:p>
+            <w:pPr>
+              <w:jc w:val="left"/>
+            </w:pPr>
+            <w:r/>
+            <w:r>
+              <w:rPr>
+                <w:rFonts w:ascii="Times New Roman" w:hAnsi="Times New Roman" w:eastAsia="Times New Roman"/>
+                <w:b w:val="0"/>
+                <w:sz w:val="20"/>
+              </w:rPr>
+              <w:t>Постоянное хранение</w:t>
+            </w:r>
+          </w:p>
+        </w:tc>
+        <w:tc>
+          <w:tcPr>
+            <w:tcW w:type="dxa" w:w="3118"/>
+          </w:tcPr>
+          <w:p>
+            <w:pPr>
+              <w:jc w:val="left"/>
+            </w:pPr>
+            <w:r/>
+            <w:r>
+              <w:rPr>
+                <w:rFonts w:ascii="Times New Roman" w:hAnsi="Times New Roman" w:eastAsia="Times New Roman"/>
+                <w:b w:val="0"/>
+                <w:sz w:val="20"/>
+              </w:rPr>
+              <w:t>именованный том p8_pgdata</w:t>
+            </w:r>
+          </w:p>
+        </w:tc>
+        <w:tc>
+          <w:tcPr>
+            <w:tcW w:type="dxa" w:w="3118"/>
+          </w:tcPr>
+          <w:p>
+            <w:pPr>
+              <w:jc w:val="left"/>
+            </w:pPr>
+            <w:r/>
+            <w:r>
+              <w:rPr>
+                <w:rFonts w:ascii="Times New Roman" w:hAnsi="Times New Roman" w:eastAsia="Times New Roman"/>
+                <w:b w:val="0"/>
+                <w:sz w:val="20"/>
+              </w:rPr>
+              <w:t>раздел 3, storage_network.png, тест restart/down-up</w:t>
+            </w:r>
+          </w:p>
+        </w:tc>
+      </w:tr>
+      <w:tr>
+        <w:tc>
+          <w:tcPr>
+            <w:tcW w:type="dxa" w:w="3118"/>
+          </w:tcPr>
+          <w:p>
+            <w:pPr>
+              <w:jc w:val="left"/>
+            </w:pPr>
+            <w:r/>
+            <w:r>
+              <w:rPr>
+                <w:rFonts w:ascii="Times New Roman" w:hAnsi="Times New Roman" w:eastAsia="Times New Roman"/>
+                <w:b w:val="0"/>
+                <w:sz w:val="20"/>
+              </w:rPr>
+              <w:t>Сетевое окружение</w:t>
+            </w:r>
+          </w:p>
+        </w:tc>
+        <w:tc>
+          <w:tcPr>
+            <w:tcW w:type="dxa" w:w="3118"/>
+          </w:tcPr>
+          <w:p>
+            <w:pPr>
+              <w:jc w:val="left"/>
+            </w:pPr>
+            <w:r/>
+            <w:r>
+              <w:rPr>
+                <w:rFonts w:ascii="Times New Roman" w:hAnsi="Times New Roman" w:eastAsia="Times New Roman"/>
+                <w:b w:val="0"/>
+                <w:sz w:val="20"/>
+              </w:rPr>
+              <w:t>bridge-сеть p8_backend, порт только на 127.0.0.1</w:t>
+            </w:r>
+          </w:p>
+        </w:tc>
+        <w:tc>
+          <w:tcPr>
+            <w:tcW w:type="dxa" w:w="3118"/>
+          </w:tcPr>
+          <w:p>
+            <w:pPr>
+              <w:jc w:val="left"/>
+            </w:pPr>
+            <w:r/>
+            <w:r>
+              <w:rPr>
+                <w:rFonts w:ascii="Times New Roman" w:hAnsi="Times New Roman" w:eastAsia="Times New Roman"/>
+                <w:b w:val="0"/>
+                <w:sz w:val="20"/>
+              </w:rPr>
+              <w:t>раздел 3, storage_network.png, docker compose ps</w:t>
+            </w:r>
+          </w:p>
+        </w:tc>
+      </w:tr>
+      <w:tr>
+        <w:tc>
+          <w:tcPr>
+            <w:tcW w:type="dxa" w:w="3118"/>
+          </w:tcPr>
+          <w:p>
+            <w:pPr>
+              <w:jc w:val="left"/>
+            </w:pPr>
+            <w:r/>
+            <w:r>
+              <w:rPr>
+                <w:rFonts w:ascii="Times New Roman" w:hAnsi="Times New Roman" w:eastAsia="Times New Roman"/>
+                <w:b w:val="0"/>
+                <w:sz w:val="20"/>
+              </w:rPr>
+              <w:t>Проверка образа</w:t>
+            </w:r>
+          </w:p>
+        </w:tc>
+        <w:tc>
+          <w:tcPr>
+            <w:tcW w:type="dxa" w:w="3118"/>
+          </w:tcPr>
+          <w:p>
+            <w:pPr>
+              <w:jc w:val="left"/>
+            </w:pPr>
+            <w:r/>
+            <w:r>
+              <w:rPr>
+                <w:rFonts w:ascii="Times New Roman" w:hAnsi="Times New Roman" w:eastAsia="Times New Roman"/>
+                <w:b w:val="0"/>
+                <w:sz w:val="20"/>
+              </w:rPr>
+              <w:t>Trivy: 175 находок web, 64 postgres</w:t>
+            </w:r>
+          </w:p>
+        </w:tc>
+        <w:tc>
+          <w:tcPr>
+            <w:tcW w:type="dxa" w:w="3118"/>
+          </w:tcPr>
+          <w:p>
+            <w:pPr>
+              <w:jc w:val="left"/>
+            </w:pPr>
+            <w:r/>
+            <w:r>
+              <w:rPr>
+                <w:rFonts w:ascii="Times New Roman" w:hAnsi="Times New Roman" w:eastAsia="Times New Roman"/>
+                <w:b w:val="0"/>
+                <w:sz w:val="20"/>
+              </w:rPr>
+              <w:t>раздел 5, trivy_web.txt/trivy_db.txt</w:t>
+            </w:r>
+          </w:p>
+        </w:tc>
+      </w:tr>
+      <w:tr>
+        <w:tc>
+          <w:tcPr>
+            <w:tcW w:type="dxa" w:w="3118"/>
+          </w:tcPr>
+          <w:p>
+            <w:pPr>
+              <w:jc w:val="left"/>
+            </w:pPr>
+            <w:r/>
+            <w:r>
+              <w:rPr>
+                <w:rFonts w:ascii="Times New Roman" w:hAnsi="Times New Roman" w:eastAsia="Times New Roman"/>
+                <w:b w:val="0"/>
+                <w:sz w:val="20"/>
+              </w:rPr>
+              <w:t>Проверка контейнера</w:t>
+            </w:r>
+          </w:p>
+        </w:tc>
+        <w:tc>
+          <w:tcPr>
+            <w:tcW w:type="dxa" w:w="3118"/>
+          </w:tcPr>
+          <w:p>
+            <w:pPr>
+              <w:jc w:val="left"/>
+            </w:pPr>
+            <w:r/>
+            <w:r>
+              <w:rPr>
+                <w:rFonts w:ascii="Times New Roman" w:hAnsi="Times New Roman" w:eastAsia="Times New Roman"/>
+                <w:b w:val="0"/>
+                <w:sz w:val="20"/>
+              </w:rPr>
+              <w:t>Docker Bench: 117 проверок, score 3</w:t>
+            </w:r>
+          </w:p>
+        </w:tc>
+        <w:tc>
+          <w:tcPr>
+            <w:tcW w:type="dxa" w:w="3118"/>
+          </w:tcPr>
+          <w:p>
+            <w:pPr>
+              <w:jc w:val="left"/>
+            </w:pPr>
+            <w:r/>
+            <w:r>
+              <w:rPr>
+                <w:rFonts w:ascii="Times New Roman" w:hAnsi="Times New Roman" w:eastAsia="Times New Roman"/>
+                <w:b w:val="0"/>
+                <w:sz w:val="20"/>
+              </w:rPr>
+              <w:t>раздел 6, docker_bench_clean.txt</w:t>
+            </w:r>
+          </w:p>
+        </w:tc>
+      </w:tr>
+      <w:tr>
+        <w:tc>
+          <w:tcPr>
+            <w:tcW w:type="dxa" w:w="3118"/>
+          </w:tcPr>
+          <w:p>
+            <w:pPr>
+              <w:jc w:val="left"/>
+            </w:pPr>
+            <w:r/>
+            <w:r>
+              <w:rPr>
+                <w:rFonts w:ascii="Times New Roman" w:hAnsi="Times New Roman" w:eastAsia="Times New Roman"/>
+                <w:b w:val="0"/>
+                <w:sz w:val="20"/>
+              </w:rPr>
+              <w:t>Скриншоты и последовательность</w:t>
+            </w:r>
+          </w:p>
+        </w:tc>
+        <w:tc>
+          <w:tcPr>
+            <w:tcW w:type="dxa" w:w="3118"/>
+          </w:tcPr>
+          <w:p>
+            <w:pPr>
+              <w:jc w:val="left"/>
+            </w:pPr>
+            <w:r/>
+            <w:r>
+              <w:rPr>
+                <w:rFonts w:ascii="Times New Roman" w:hAnsi="Times New Roman" w:eastAsia="Times New Roman"/>
+                <w:b w:val="0"/>
+                <w:sz w:val="20"/>
+              </w:rPr>
+              <w:t>страница, compose ps, том/сеть, Trivy, Bench</w:t>
+            </w:r>
+          </w:p>
+        </w:tc>
+        <w:tc>
+          <w:tcPr>
+            <w:tcW w:type="dxa" w:w="3118"/>
+          </w:tcPr>
+          <w:p>
+            <w:pPr>
+              <w:jc w:val="left"/>
+            </w:pPr>
+            <w:r/>
+            <w:r>
+              <w:rPr>
+                <w:rFonts w:ascii="Times New Roman" w:hAnsi="Times New Roman" w:eastAsia="Times New Roman"/>
+                <w:b w:val="0"/>
+                <w:sz w:val="20"/>
+              </w:rPr>
+              <w:t>разделы 2, 3, 5, 6</w:t>
+            </w:r>
+          </w:p>
+        </w:tc>
+      </w:tr>
+      <w:tr>
+        <w:tc>
+          <w:tcPr>
+            <w:tcW w:type="dxa" w:w="3118"/>
+          </w:tcPr>
+          <w:p>
+            <w:pPr>
+              <w:jc w:val="left"/>
+            </w:pPr>
+            <w:r/>
+            <w:r>
+              <w:rPr>
+                <w:rFonts w:ascii="Times New Roman" w:hAnsi="Times New Roman" w:eastAsia="Times New Roman"/>
+                <w:b w:val="0"/>
+                <w:sz w:val="20"/>
+              </w:rPr>
+              <w:t>Меры по исправлению</w:t>
+            </w:r>
+          </w:p>
+        </w:tc>
+        <w:tc>
+          <w:tcPr>
+            <w:tcW w:type="dxa" w:w="3118"/>
+          </w:tcPr>
+          <w:p>
+            <w:pPr>
+              <w:jc w:val="left"/>
+            </w:pPr>
+            <w:r/>
+            <w:r>
+              <w:rPr>
+                <w:rFonts w:ascii="Times New Roman" w:hAnsi="Times New Roman" w:eastAsia="Times New Roman"/>
+                <w:b w:val="0"/>
+                <w:sz w:val="20"/>
+              </w:rPr>
+              <w:t>обновление баз, Flask/pip, CI-порог, secrets, AppArmor</w:t>
+            </w:r>
+          </w:p>
+        </w:tc>
+        <w:tc>
+          <w:tcPr>
+            <w:tcW w:type="dxa" w:w="3118"/>
+          </w:tcPr>
+          <w:p>
+            <w:pPr>
+              <w:jc w:val="left"/>
+            </w:pPr>
+            <w:r/>
+            <w:r>
+              <w:rPr>
+                <w:rFonts w:ascii="Times New Roman" w:hAnsi="Times New Roman" w:eastAsia="Times New Roman"/>
+                <w:b w:val="0"/>
+                <w:sz w:val="20"/>
+              </w:rPr>
+              <w:t>раздел 7 и выводы</w:t>
+            </w:r>
+          </w:p>
+        </w:tc>
+      </w:tr>
+    </w:tbl>
+    <w:p>
+      <w:pPr>
+        <w:spacing w:after="40"/>
+      </w:pPr>
     </w:p>
     <w:p>
       <w:pPr>

--- a/Практика8_Безопасность_контейнеров/Отчет_Практика8.docx
+++ b/Практика8_Безопасность_контейнеров/Отчет_Практика8.docx
@@ -605,7 +605,7 @@
     <w:p>
       <w:pPr>
         <w:spacing w:after="80"/>
-        <w:jc w:val="both"/>
+        <w:jc w:val="left"/>
       </w:pPr>
       <w:r>
         <w:rPr>
@@ -1417,7 +1417,7 @@
     <w:p>
       <w:pPr>
         <w:spacing w:after="80"/>
-        <w:jc w:val="both"/>
+        <w:jc w:val="left"/>
       </w:pPr>
       <w:r>
         <w:rPr>
